--- a/V2/count_noun/count noun.docx
+++ b/V2/count_noun/count noun.docx
@@ -4,287 +4,102 @@
   <w:body>
     <w:p>
       <w:pPr>
-        <w:pStyle w:val="6"/>
-        <w:framePr w:hRule="auto" w:wrap="auto" w:vAnchor="margin" w:hAnchor="text" w:yAlign="inline"/>
-        <w:bidi w:val="0"/>
+        <w:pStyle w:val="2"/>
+        <w:keepNext w:val="0"/>
+        <w:keepLines w:val="0"/>
+        <w:widowControl/>
+        <w:suppressLineNumbers w:val="0"/>
       </w:pPr>
       <w:r>
-        <w:rPr>
-          <w:rFonts w:hint="eastAsia"/>
-          <w:rtl w:val="0"/>
-          <w:lang w:val="en-US" w:eastAsia="zh-CN"/>
-        </w:rPr>
-        <w:t>beizi</w:t>
-      </w:r>
-      <w:r>
-        <w:rPr>
-          <w:rFonts w:hint="default"/>
-          <w:rtl w:val="0"/>
-          <w:lang w:val="en-US" w:eastAsia="zh-CN"/>
-        </w:rPr>
-        <w:t>4</w:t>
-      </w:r>
-      <w:r>
-        <w:rPr>
-          <w:rtl w:val="0"/>
-        </w:rPr>
-        <w:t>small</w:t>
+        <w:t>apple3right</w:t>
+      </w:r>
+      <w:r>
+        <w:br w:type="textWrapping"/>
+      </w:r>
+      <w:r>
+        <w:t>apple8left</w:t>
+      </w:r>
+      <w:r>
+        <w:br w:type="textWrapping"/>
+      </w:r>
+      <w:r>
+        <w:t>book2left</w:t>
+      </w:r>
+      <w:r>
+        <w:br w:type="textWrapping"/>
+      </w:r>
+      <w:r>
+        <w:t>book5right</w:t>
+      </w:r>
+      <w:r>
+        <w:br w:type="textWrapping"/>
+      </w:r>
+      <w:r>
+        <w:t>car3right</w:t>
+      </w:r>
+      <w:r>
+        <w:br w:type="textWrapping"/>
+      </w:r>
+      <w:r>
+        <w:t>car6left</w:t>
+      </w:r>
+      <w:r>
+        <w:br w:type="textWrapping"/>
+      </w:r>
+      <w:r>
+        <w:t>cup2left</w:t>
+      </w:r>
+      <w:r>
+        <w:br w:type="textWrapping"/>
+      </w:r>
+      <w:r>
+        <w:t>cup4right</w:t>
+      </w:r>
+      <w:r>
+        <w:br w:type="textWrapping"/>
+      </w:r>
+      <w:r>
+        <w:t>pencil3left</w:t>
+      </w:r>
+      <w:r>
+        <w:br w:type="textWrapping"/>
+      </w:r>
+      <w:r>
+        <w:t>pencil8right</w:t>
+      </w:r>
+      <w:r>
+        <w:br w:type="textWrapping"/>
+      </w:r>
+      <w:r>
+        <w:t>table2left</w:t>
+      </w:r>
+      <w:r>
+        <w:br w:type="textWrapping"/>
+      </w:r>
+      <w:r>
+        <w:t>table4right</w:t>
+      </w:r>
+      <w:r>
+        <w:br w:type="textWrapping"/>
+      </w:r>
+      <w:r>
+        <w:t>watermelon3right</w:t>
+      </w:r>
+      <w:r>
+        <w:br w:type="textWrapping"/>
+      </w:r>
+      <w:r>
+        <w:t>watermelon8left</w:t>
       </w:r>
     </w:p>
     <w:p>
       <w:pPr>
-        <w:pStyle w:val="6"/>
-        <w:framePr w:hRule="auto" w:wrap="auto" w:vAnchor="margin" w:hAnchor="text" w:yAlign="inline"/>
+        <w:pStyle w:val="7"/>
+        <w:framePr w:wrap="auto" w:vAnchor="margin" w:hAnchor="text" w:yAlign="inline"/>
         <w:bidi w:val="0"/>
       </w:pPr>
-      <w:r>
-        <w:rPr>
-          <w:rFonts w:hint="default"/>
-          <w:rtl w:val="0"/>
-          <w:lang w:val="en-US"/>
-        </w:rPr>
-        <w:t>beizi2</w:t>
-      </w:r>
-      <w:r>
-        <w:rPr>
-          <w:rtl w:val="0"/>
-        </w:rPr>
-        <w:t>big</w:t>
-      </w:r>
-    </w:p>
-    <w:p>
-      <w:pPr>
-        <w:pStyle w:val="6"/>
-        <w:framePr w:hRule="auto" w:wrap="auto" w:vAnchor="margin" w:hAnchor="text" w:yAlign="inline"/>
-        <w:bidi w:val="0"/>
-      </w:pPr>
-      <w:r>
-        <w:rPr>
-          <w:rtl w:val="0"/>
-        </w:rPr>
-        <w:t>pingguo3big</w:t>
-      </w:r>
-    </w:p>
-    <w:p>
-      <w:pPr>
-        <w:pStyle w:val="6"/>
-        <w:framePr w:hRule="auto" w:wrap="auto" w:vAnchor="margin" w:hAnchor="text" w:yAlign="inline"/>
-        <w:bidi w:val="0"/>
-      </w:pPr>
-      <w:r>
-        <w:rPr>
-          <w:rtl w:val="0"/>
-        </w:rPr>
-        <w:t>pingguo8small</w:t>
-      </w:r>
-    </w:p>
-    <w:p>
-      <w:pPr>
-        <w:pStyle w:val="6"/>
-        <w:framePr w:hRule="auto" w:wrap="auto" w:vAnchor="margin" w:hAnchor="text" w:yAlign="inline"/>
-        <w:bidi w:val="0"/>
-      </w:pPr>
-      <w:r>
-        <w:rPr>
-          <w:rtl w:val="0"/>
-        </w:rPr>
-        <w:t>shu2big</w:t>
-      </w:r>
-    </w:p>
-    <w:p>
-      <w:pPr>
-        <w:pStyle w:val="6"/>
-        <w:framePr w:hRule="auto" w:wrap="auto" w:vAnchor="margin" w:hAnchor="text" w:yAlign="inline"/>
-        <w:bidi w:val="0"/>
-      </w:pPr>
-      <w:r>
-        <w:rPr>
-          <w:rtl w:val="0"/>
-        </w:rPr>
-        <w:t>shu5small</w:t>
-      </w:r>
-    </w:p>
-    <w:p>
-      <w:pPr>
-        <w:pStyle w:val="6"/>
-        <w:framePr w:hRule="auto" w:wrap="auto" w:vAnchor="margin" w:hAnchor="text" w:yAlign="inline"/>
-        <w:bidi w:val="0"/>
-      </w:pPr>
-      <w:r>
-        <w:rPr>
-          <w:rtl w:val="0"/>
-        </w:rPr>
-        <w:t>xigua3big</w:t>
-      </w:r>
-    </w:p>
-    <w:p>
-      <w:pPr>
-        <w:pStyle w:val="6"/>
-        <w:framePr w:hRule="auto" w:wrap="auto" w:vAnchor="margin" w:hAnchor="text" w:yAlign="inline"/>
-        <w:bidi w:val="0"/>
-      </w:pPr>
-      <w:r>
-        <w:rPr>
-          <w:rtl w:val="0"/>
-        </w:rPr>
-        <w:t>xigua8small</w:t>
-      </w:r>
-    </w:p>
-    <w:p>
-      <w:pPr>
-        <w:pStyle w:val="6"/>
-        <w:framePr w:hRule="auto" w:wrap="auto" w:vAnchor="margin" w:hAnchor="text" w:yAlign="inline"/>
-        <w:bidi w:val="0"/>
-      </w:pPr>
-      <w:r>
-        <w:rPr>
-          <w:rFonts w:hint="default"/>
-          <w:rtl w:val="0"/>
-          <w:lang w:val="en-US"/>
-        </w:rPr>
-        <w:t>qian</w:t>
-      </w:r>
-      <w:r>
-        <w:rPr>
-          <w:rtl w:val="0"/>
-        </w:rPr>
-        <w:t>bi</w:t>
-      </w:r>
-      <w:r>
-        <w:rPr>
-          <w:rFonts w:hint="default"/>
-          <w:rtl w:val="0"/>
-          <w:lang w:val="en-US"/>
-        </w:rPr>
-        <w:t>8</w:t>
-      </w:r>
-      <w:r>
-        <w:rPr>
-          <w:rtl w:val="0"/>
-        </w:rPr>
-        <w:t>mall</w:t>
-      </w:r>
-    </w:p>
-    <w:p>
-      <w:pPr>
-        <w:pStyle w:val="6"/>
-        <w:framePr w:hRule="auto" w:wrap="auto" w:vAnchor="margin" w:hAnchor="text" w:yAlign="inline"/>
-        <w:bidi w:val="0"/>
-      </w:pPr>
-      <w:r>
-        <w:rPr>
-          <w:rFonts w:hint="default"/>
-          <w:rtl w:val="0"/>
-          <w:lang w:val="en-US"/>
-        </w:rPr>
-        <w:t>qian</w:t>
-      </w:r>
-      <w:r>
-        <w:rPr>
-          <w:rtl w:val="0"/>
-        </w:rPr>
-        <w:t>bi</w:t>
-      </w:r>
-      <w:r>
-        <w:rPr>
-          <w:rFonts w:hint="default"/>
-          <w:rtl w:val="0"/>
-          <w:lang w:val="en-US"/>
-        </w:rPr>
-        <w:t>3</w:t>
-      </w:r>
-      <w:r>
-        <w:rPr>
-          <w:rtl w:val="0"/>
-        </w:rPr>
-        <w:t>big</w:t>
-      </w:r>
-    </w:p>
-    <w:p>
-      <w:pPr>
-        <w:pStyle w:val="6"/>
-        <w:framePr w:hRule="auto" w:wrap="auto" w:vAnchor="margin" w:hAnchor="text" w:yAlign="inline"/>
-        <w:bidi w:val="0"/>
-      </w:pPr>
-      <w:r>
-        <w:rPr>
-          <w:rFonts w:hint="default"/>
-          <w:rtl w:val="0"/>
-          <w:lang w:val="en-US"/>
-        </w:rPr>
-        <w:t>che6</w:t>
-      </w:r>
-      <w:r>
-        <w:rPr>
-          <w:rtl w:val="0"/>
-        </w:rPr>
-        <w:t>small</w:t>
-      </w:r>
-    </w:p>
-    <w:p>
-      <w:pPr>
-        <w:pStyle w:val="6"/>
-        <w:framePr w:hRule="auto" w:wrap="auto" w:vAnchor="margin" w:hAnchor="text" w:yAlign="inline"/>
-        <w:bidi w:val="0"/>
-      </w:pPr>
-      <w:r>
-        <w:rPr>
-          <w:rFonts w:hint="default"/>
-          <w:rtl w:val="0"/>
-          <w:lang w:val="en-US"/>
-        </w:rPr>
-        <w:t>che3</w:t>
-      </w:r>
-      <w:r>
-        <w:rPr>
-          <w:rtl w:val="0"/>
-        </w:rPr>
-        <w:t>big</w:t>
-      </w:r>
       <w:bookmarkStart w:id="0" w:name="_GoBack"/>
       <w:bookmarkEnd w:id="0"/>
-    </w:p>
-    <w:p>
-      <w:pPr>
-        <w:pStyle w:val="6"/>
-        <w:framePr w:hRule="auto" w:wrap="auto" w:vAnchor="margin" w:hAnchor="text" w:yAlign="inline"/>
-        <w:bidi w:val="0"/>
-      </w:pPr>
-      <w:r>
-        <w:rPr>
-          <w:rFonts w:hint="default"/>
-          <w:rtl w:val="0"/>
-          <w:lang w:val="en-US"/>
-        </w:rPr>
-        <w:t>zhuozi4</w:t>
-      </w:r>
-      <w:r>
-        <w:rPr>
-          <w:rtl w:val="0"/>
-        </w:rPr>
-        <w:t>mall</w:t>
-      </w:r>
-    </w:p>
-    <w:p>
-      <w:pPr>
-        <w:pStyle w:val="6"/>
-        <w:framePr w:hRule="auto" w:wrap="auto" w:vAnchor="margin" w:hAnchor="text" w:yAlign="inline"/>
-        <w:bidi w:val="0"/>
-      </w:pPr>
-      <w:r>
-        <w:rPr>
-          <w:rFonts w:hint="default"/>
-          <w:rtl w:val="0"/>
-          <w:lang w:val="en-US"/>
-        </w:rPr>
-        <w:t>zhuozi2</w:t>
-      </w:r>
-      <w:r>
-        <w:rPr>
-          <w:rtl w:val="0"/>
-        </w:rPr>
-        <w:t>big</w:t>
-      </w:r>
     </w:p>
     <w:sectPr>
       <w:headerReference r:id="rId5" w:type="default"/>
@@ -364,7 +179,7 @@
   <w:docDefaults>
     <w:rPrDefault>
       <w:rPr>
-        <w:rFonts w:ascii="Times New Roman" w:hAnsi="Times New Roman" w:eastAsia="Arial Unicode MS" w:cs="Times New Roman"/>
+        <w:rFonts w:ascii="Times New Roman" w:hAnsi="Times New Roman" w:eastAsia="宋体" w:cs="Times New Roman"/>
       </w:rPr>
     </w:rPrDefault>
     <w:pPrDefault/>
@@ -626,7 +441,7 @@
       <w:keepNext w:val="0"/>
       <w:keepLines w:val="0"/>
       <w:pageBreakBefore w:val="0"/>
-      <w:framePr w:hRule="auto" w:wrap="auto" w:vAnchor="margin" w:hAnchor="text" w:yAlign="inline"/>
+      <w:framePr w:wrap="auto" w:vAnchor="margin" w:hAnchor="text" w:yAlign="inline"/>
       <w:widowControl/>
       <w:numPr>
         <w:ilvl w:val="0"/>
@@ -661,11 +476,11 @@
       <w:lang w:val="en-US" w:eastAsia="en-US" w:bidi="ar-SA"/>
     </w:rPr>
   </w:style>
-  <w:style w:type="character" w:default="1" w:styleId="3">
+  <w:style w:type="character" w:default="1" w:styleId="4">
     <w:name w:val="Default Paragraph Font"/>
     <w:uiPriority w:val="0"/>
   </w:style>
-  <w:style w:type="table" w:default="1" w:styleId="2">
+  <w:style w:type="table" w:default="1" w:styleId="3">
     <w:name w:val="Normal Table"/>
     <w:semiHidden/>
     <w:uiPriority w:val="0"/>
@@ -678,17 +493,31 @@
       </w:tblCellMar>
     </w:tblPr>
   </w:style>
-  <w:style w:type="character" w:styleId="4">
+  <w:style w:type="paragraph" w:styleId="2">
+    <w:name w:val="Normal (Web)"/>
+    <w:basedOn w:val="1"/>
+    <w:uiPriority w:val="0"/>
+    <w:pPr>
+      <w:spacing w:before="0" w:beforeAutospacing="1" w:after="0" w:afterAutospacing="1"/>
+      <w:ind w:left="0" w:right="0"/>
+      <w:jc w:val="left"/>
+    </w:pPr>
+    <w:rPr>
+      <w:kern w:val="0"/>
+      <w:sz w:val="24"/>
+      <w:lang w:val="en-US" w:eastAsia="zh-CN" w:bidi="ar"/>
+    </w:rPr>
+  </w:style>
+  <w:style w:type="character" w:styleId="5">
     <w:name w:val="Hyperlink"/>
     <w:uiPriority w:val="0"/>
     <w:rPr>
       <w:u w:val="single"/>
     </w:rPr>
   </w:style>
-  <w:style w:type="table" w:customStyle="1" w:styleId="5">
+  <w:style w:type="table" w:customStyle="1" w:styleId="6">
     <w:name w:val="Table Normal"/>
     <w:uiPriority w:val="0"/>
-    <w:tblPr/>
     <w:tblStylePr w:type="firstRow"/>
     <w:tblStylePr w:type="lastRow"/>
     <w:tblStylePr w:type="firstCol"/>
@@ -702,14 +531,14 @@
     <w:tblStylePr w:type="seCell"/>
     <w:tblStylePr w:type="swCell"/>
   </w:style>
-  <w:style w:type="paragraph" w:customStyle="1" w:styleId="6">
+  <w:style w:type="paragraph" w:customStyle="1" w:styleId="7">
     <w:name w:val="正文1"/>
     <w:uiPriority w:val="0"/>
     <w:pPr>
       <w:keepNext w:val="0"/>
       <w:keepLines w:val="0"/>
       <w:pageBreakBefore w:val="0"/>
-      <w:framePr w:hRule="auto" w:wrap="auto" w:vAnchor="margin" w:hAnchor="text" w:yAlign="inline"/>
+      <w:framePr w:wrap="auto" w:vAnchor="margin" w:hAnchor="text" w:yAlign="inline"/>
       <w:widowControl/>
       <w:numPr>
         <w:ilvl w:val="0"/>
